--- a/fase2/Evidencias Individuales/MUNZENMAYER_REINHARTD_2.1_APT122_DiarioReflexionFase2.docx
+++ b/fase2/Evidencias Individuales/MUNZENMAYER_REINHARTD_2.1_APT122_DiarioReflexionFase2.docx
@@ -652,7 +652,7 @@
                 <w:color w:val="000000"/>
                 <w:sz w:val="24"/>
               </w:rPr>
-              <w:t>El celular genérico no es un terminal Kozen: se usa el perfil GENERIC_MOBILE y Webpay, en vez de forzar TUU. La regresión del cobro TUU se cubre con 17 pruebas unitarias en verde; TC-064 sigue bloqueado, en espera de ejecución por Diego Madrid (TUU/Kozen en producción).</w:t>
+              <w:t>El celular genérico no es un terminal Kozen: se usa el perfil GENERIC_MOBILE y Webpay, en vez de forzar TUU. La regresión del cobro TUU se cubre con 17 pruebas unitarias en verde; TC-064 / TC-RG-01 quedó Parcial el 13/10/2026 (Diego Madrid, Kozen P8 Neo).</w:t>
             </w:r>
           </w:p>
           <w:p>
@@ -904,7 +904,7 @@
                 <w:color w:val="000000"/>
                 <w:sz w:val="24"/>
               </w:rPr>
-              <w:t>Destaco el Plan de Pruebas v1.2 según ISO/IEC/IEEE 29119-3, el catálogo de 19 casos con estados (15 OK, 2 parciales, 1 NOK, 1 bloqueado), las actas S01 y S02 firmadas por los tres el 04/10, el catálogo RNF v1.0.1 (32 RNF; 16 de 22 Must en OK) y las sesiones en el Celular Android entre el 19/09 y el 04/10 (aprobado, rechazado, cancelación, efectivo).</w:t>
+              <w:t>Destaco el Plan de Pruebas v1.2 según ISO/IEC/IEEE 29119-3, el catálogo de 19 casos con estados (15 OK, 2 parciales (MTC-12, MTC-13), 1 NOK, 0 bloqueados), las actas S01 y S02 firmadas por los tres el 04/10, el catálogo RNF v1.0.1 (32 RNF; 16 de 22 Must en OK) y las sesiones en el Celular Android entre el 19/09 y el 04/10 (aprobado, rechazado, cancelación, efectivo).</w:t>
             </w:r>
           </w:p>
           <w:p>

--- a/fase2/Evidencias Individuales/MUNZENMAYER_REINHARTD_2.1_APT122_DiarioReflexionFase2.docx
+++ b/fase2/Evidencias Individuales/MUNZENMAYER_REINHARTD_2.1_APT122_DiarioReflexionFase2.docx
@@ -336,39 +336,7 @@
                 <w:color w:val="000000"/>
                 <w:sz w:val="24"/>
               </w:rPr>
-              <w:t xml:space="preserve">Parcialmente: no se cumplieron todas las actividades en las fechas de la carta Gantt v2.0.</w:t>
-            </w:r>
-            <w:r>
-              <w:rPr>
-                <w:rFonts w:ascii="Calibri" w:eastAsia="Calibri" w:hAnsi="Calibri" w:cs="Calibri"/>
-                <w:color w:val="000000"/>
-                <w:sz w:val="24"/>
-              </w:rPr>
-              <w:t xml:space="preserve"/>
-            </w:r>
-            <w:r>
-              <w:rPr>
-                <w:rFonts w:ascii="Calibri" w:eastAsia="Calibri" w:hAnsi="Calibri" w:cs="Calibri"/>
-                <w:color w:val="000000"/>
-                <w:sz w:val="24"/>
-              </w:rPr>
-              <w:t/>
-            </w:r>
-            <w:r>
-              <w:rPr>
-                <w:rFonts w:ascii="Calibri" w:eastAsia="Calibri" w:hAnsi="Calibri" w:cs="Calibri"/>
-                <w:color w:val="000000"/>
-                <w:sz w:val="24"/>
-              </w:rPr>
-              <w:t xml:space="preserve"/>
-            </w:r>
-            <w:r>
-              <w:rPr>
-                <w:rFonts w:ascii="Calibri" w:eastAsia="Calibri" w:hAnsi="Calibri" w:cs="Calibri"/>
-                <w:color w:val="000000"/>
-                <w:sz w:val="24"/>
-              </w:rPr>
-              <w:t/>
+              <w:t>Parcialmente: no se cumplieron todas las actividades en las fechas de la carta Gantt v2.0.</w:t>
             </w:r>
           </w:p>
           <w:p>
@@ -423,7 +391,7 @@
                 <w:color w:val="000000"/>
                 <w:sz w:val="24"/>
               </w:rPr>
-              <w:t>El POS heredado ya permitía vender y cobrar en efectivo; sin la factory no había Webpay en un celular genérico. Quedaron evidenciados el pago aprobado, el rechazado y la cancelación (03/10 y 04/10) y la venta en efectivo con historial local (27/09). La emisión de DTE, prevista en el Sprint 2, pasó al Sprint 3 y sigue abierta. El Sprint 3 (06/10</w:t>
+              <w:t>El POS heredado ya permitía vender y cobrar en efectivo; sin la factory no había Webpay en un celular genérico. Quedaron evidenciados el pago aprobado, el rechazado y la cancelación (03/10 y 04/10) y la venta en efectivo con historial local (27/09). La emisión de DTE, prevista en el Sprint 2, pasó al Sprint 3. El Sprint 3 (06/10</w:t>
             </w:r>
             <w:r>
               <w:rPr>
@@ -479,28 +447,24 @@
                 <w:color w:val="000000"/>
                 <w:sz w:val="24"/>
               </w:rPr>
-              <w:t>Dificultaron el plan el celular genérico sin TUU, el proxy que no responde en 127.0.0.1 sin cable USB (DEF-NET), la red móvil que no enruta la red local, la deriva del timeout del checkout (cerrada; oficial 300 s), la falta de un terminal Kozen en el equipo (TC-064 a cargo de Diego) y un mismo ID de caso usado para tres escenarios, corregido el 11/10.</w:t>
-            </w:r>
-            <w:r>
-              <w:rPr>
-                <w:rFonts w:ascii="Calibri" w:eastAsia="Calibri" w:hAnsi="Calibri" w:cs="Calibri"/>
-                <w:color w:val="000000"/>
-                <w:sz w:val="24"/>
-              </w:rPr>
-              <w:t xml:space="preserve"/>
-            </w:r>
-            <w:r>
-              <w:rPr>
-                <w:rFonts w:ascii="Calibri" w:eastAsia="Calibri" w:hAnsi="Calibri" w:cs="Calibri"/>
-                <w:color w:val="000000"/>
-                <w:sz w:val="24"/>
-              </w:rPr>
-              <w:t/>
+              <w:t>Dificultaron el plan el celular genérico sin TUU, el proxy que no responde en 127.0.0.1 sin cable USB (DEF-NET), la red móvil que no enruta la red local, y un mismo ID de caso usado para tres escenarios, corregido el 11/10.</w:t>
             </w:r>
           </w:p>
         </w:tc>
       </w:tr>
     </w:tbl>
+    <w:p>
+      <w:pPr>
+        <w:spacing w:after="0" w:line="360" w:lineRule="auto"/>
+        <w:jc w:val="both"/>
+        <w:rPr>
+          <w:color w:val="595959" w:themeColor="text1" w:themeTint="A6"/>
+          <w:sz w:val="24"/>
+          <w:szCs w:val="24"/>
+          <w:lang w:eastAsia="ja-JP"/>
+        </w:rPr>
+      </w:pPr>
+    </w:p>
     <w:p>
       <w:pPr>
         <w:spacing w:after="0" w:line="360" w:lineRule="auto"/>
@@ -632,7 +596,31 @@
                 <w:color w:val="000000"/>
                 <w:sz w:val="24"/>
               </w:rPr>
-              <w:t>Cada dificultad quedó con un ajuste concreto y un responsable, sin adelantar resultados que aún no existen.</w:t>
+              <w:t xml:space="preserve">Cada </w:t>
+            </w:r>
+            <w:r>
+              <w:rPr>
+                <w:rFonts w:ascii="Calibri" w:eastAsia="Calibri" w:hAnsi="Calibri" w:cs="Calibri"/>
+                <w:color w:val="000000"/>
+                <w:sz w:val="24"/>
+              </w:rPr>
+              <w:t>contratiempo</w:t>
+            </w:r>
+            <w:r>
+              <w:rPr>
+                <w:rFonts w:ascii="Calibri" w:eastAsia="Calibri" w:hAnsi="Calibri" w:cs="Calibri"/>
+                <w:color w:val="000000"/>
+                <w:sz w:val="24"/>
+              </w:rPr>
+              <w:t xml:space="preserve"> quedó con un ajuste concreto y un responsable</w:t>
+            </w:r>
+            <w:r>
+              <w:rPr>
+                <w:rFonts w:ascii="Calibri" w:eastAsia="Calibri" w:hAnsi="Calibri" w:cs="Calibri"/>
+                <w:color w:val="000000"/>
+                <w:sz w:val="24"/>
+              </w:rPr>
+              <w:t>.</w:t>
             </w:r>
           </w:p>
           <w:p>
@@ -672,23 +660,7 @@
                 <w:color w:val="000000"/>
                 <w:sz w:val="24"/>
               </w:rPr>
-              <w:t>El proxy apagado o en 127.0.0.1 sin USB (DEF-NET) se documentó; se usa la IP de la red local, NetInfo y un timeout de fetch de 8 s. El re-test del error de conexión (TC-063) sin cable USB es mi compromiso en el Sprint 3. Si el cliente está en red móvil, hace falta un túnel HTTPS o un hotspot; esa decisión queda con Diego Madrid y Pablo Gutiérrez.</w:t>
-            </w:r>
-            <w:r>
-              <w:rPr>
-                <w:rFonts w:ascii="Calibri" w:eastAsia="Calibri" w:hAnsi="Calibri" w:cs="Calibri"/>
-                <w:color w:val="000000"/>
-                <w:sz w:val="24"/>
-              </w:rPr>
-              <w:t xml:space="preserve"/>
-            </w:r>
-            <w:r>
-              <w:rPr>
-                <w:rFonts w:ascii="Calibri" w:eastAsia="Calibri" w:hAnsi="Calibri" w:cs="Calibri"/>
-                <w:color w:val="000000"/>
-                <w:sz w:val="24"/>
-              </w:rPr>
-              <w:t/>
+              <w:t>El proxy apagado o en 127.0.0.1 sin USB (DEF-NET) se documentó; se usa la IP de la red local, NetInfo y un timeout de fetch de 8 s. El re-test del error de conexión (TC-063) sin cable USB es mi compromiso en el Sprint 3. Si el cliente está en red móvil, hace falta un túnel HTTPS o un hotspot.</w:t>
             </w:r>
           </w:p>
           <w:p>
@@ -708,15 +680,7 @@
                 <w:color w:val="000000"/>
                 <w:sz w:val="24"/>
               </w:rPr>
-              <w:t>El timeout oficial del checkout es 300 s. La emisión de DTE se movió al Sprint 3 y no se declara cerrada. Los IDs de evidencia se renombraron el 11/10. 06 y 07 ya están en Drive. Pablo Gutiérrez y Diego Madrid publican, revisan y actualizan en Git (PR #17).</w:t>
-            </w:r>
-            <w:r>
-              <w:rPr>
-                <w:rFonts w:ascii="Calibri" w:eastAsia="Calibri" w:hAnsi="Calibri" w:cs="Calibri"/>
-                <w:color w:val="000000"/>
-                <w:sz w:val="24"/>
-              </w:rPr>
-              <w:t/>
+              <w:t xml:space="preserve">El timeout oficial del checkout es 300 s. La emisión de DTE se movió al Sprint 3 y no se declara cerrada. </w:t>
             </w:r>
           </w:p>
         </w:tc>
@@ -848,43 +812,18 @@
               <w:spacing w:after="160" w:line="276" w:lineRule="auto"/>
               <w:jc w:val="both"/>
               <w:rPr>
-                <w:rFonts w:ascii="Calibri" w:hAnsi="Calibri"/>
-                <w:b/>
-                <w:bCs/>
-                <w:color w:val="1F4E79" w:themeColor="accent1" w:themeShade="80"/>
-              </w:rPr>
-            </w:pPr>
-            <w:r>
-              <w:rPr>
                 <w:rFonts w:ascii="Calibri" w:eastAsia="Calibri" w:hAnsi="Calibri" w:cs="Calibri"/>
                 <w:color w:val="000000"/>
                 <w:sz w:val="24"/>
               </w:rPr>
-              <w:t>T</w:t>
-            </w:r>
+            </w:pPr>
             <w:r>
               <w:rPr>
                 <w:rFonts w:ascii="Calibri" w:eastAsia="Calibri" w:hAnsi="Calibri" w:cs="Calibri"/>
                 <w:color w:val="000000"/>
                 <w:sz w:val="24"/>
               </w:rPr>
-              <w:t xml:space="preserve">rabajo como logrado, no como cerrado. </w:t>
-            </w:r>
-            <w:r>
-              <w:rPr>
-                <w:rFonts w:ascii="Calibri" w:eastAsia="Calibri" w:hAnsi="Calibri" w:cs="Calibri"/>
-                <w:color w:val="000000"/>
-                <w:sz w:val="24"/>
-              </w:rPr>
-              <w:t>Como</w:t>
-            </w:r>
-            <w:r>
-              <w:rPr>
-                <w:rFonts w:ascii="Calibri" w:eastAsia="Calibri" w:hAnsi="Calibri" w:cs="Calibri"/>
-                <w:color w:val="000000"/>
-                <w:sz w:val="24"/>
-              </w:rPr>
-              <w:t xml:space="preserve"> QA y responsable de HU-06, de 06 Evidencia de Retrospectiva y de 07 Plan de Pruebas.</w:t>
+              <w:t>Un trabajo nuevo, si bien visto en ramos como Calidad de Software ( y del cual nos basamos en forma de trabajar y plantillas de Excel), es interesante, en algunos puntos odioso y complicado, que requieren de documentación y acciones constantes y mucha imaginación. Se convirtió en un reto que me es grato de afrontar dentro de todo.</w:t>
             </w:r>
           </w:p>
           <w:p>
@@ -904,7 +843,7 @@
                 <w:color w:val="000000"/>
                 <w:sz w:val="24"/>
               </w:rPr>
-              <w:t>Destaco el Plan de Pruebas v1.2 según ISO/IEC/IEEE 29119-3, el catálogo de 19 casos con estados (15 OK, 2 parciales (MTC-12, MTC-13), 1 NOK, 0 bloqueados), las actas S01 y S02 firmadas por los tres el 04/10, el catálogo RNF v1.0.1 (32 RNF; 16 de 22 Must en OK) y las sesiones en el Celular Android entre el 19/09 y el 04/10 (aprobado, rechazado, cancelación, efectivo).</w:t>
+              <w:t>Destaco el Plan de Pruebas v1.2 según ISO/IEC/IEEE 29119-3, el catálogo de 19 casos con estados (15 OK, 2 parciales (MTC-12, MTC-13), 1 NOK, 0 bloqueados), las actas S01 y S02 firmadas por los tres el 04/10, el catálogo RNF v1.0.2 (32 RNF; 16 de 22 Must en OK) y las sesiones en el Celular Android entre el 19/09 y el 04/10 (aprobado, rechazado, cancelación, efectivo).</w:t>
             </w:r>
           </w:p>
           <w:p>
@@ -953,6 +892,10 @@
         </w:rPr>
       </w:pPr>
     </w:p>
+    <w:p/>
+    <w:p/>
+    <w:p/>
+    <w:p/>
     <w:p/>
     <w:p/>
     <w:p/>
@@ -1053,22 +996,6 @@
               </w:rPr>
               <w:t xml:space="preserve">Inquietudes en el procedimiento. El proyecto puede cobrar con Webpay en un celular genérico, pero no es aún un POS completo: faltan DTE con folio SII, el re-test de conexión y la regresión manual TUU/Kozen. </w:t>
             </w:r>
-            <w:r>
-              <w:rPr>
-                <w:rFonts w:ascii="Calibri" w:eastAsia="Calibri" w:hAnsi="Calibri" w:cs="Calibri"/>
-                <w:color w:val="000000"/>
-                <w:sz w:val="24"/>
-              </w:rPr>
-              <w:t/>
-            </w:r>
-            <w:r>
-              <w:rPr>
-                <w:rFonts w:ascii="Calibri" w:eastAsia="Calibri" w:hAnsi="Calibri" w:cs="Calibri"/>
-                <w:color w:val="000000"/>
-                <w:sz w:val="24"/>
-              </w:rPr>
-              <w:t xml:space="preserve"/>
-            </w:r>
           </w:p>
           <w:p>
             <w:pPr>
@@ -1106,7 +1033,7 @@
                 <w:color w:val="000000"/>
                 <w:sz w:val="24"/>
               </w:rPr>
-              <w:t>¿Cómo fue el trabajo que realizamos en conjunto, la experiencia y cooperación, y si logramos alguna sinergia?, para ustedes que ya están inmersos en el área de desarrollo, ¿qué tan cercano fue esta experiencia con la vida real laboral?, ¿qué consejos, tips y ayuda me pueden dar en base a su experiencia?, ¿cómo se ve el desarrollo y el uso de la IA, así como la utilizamos y aplicamos en este proyecto?.</w:t>
+              <w:t xml:space="preserve">¿Cómo fue el trabajo que realizamos en conjunto, la experiencia y cooperación, y si logramos alguna sinergia?, para ustedes que ya están inmersos en el área de desarrollo, ¿qué tan cercano fue esta experiencia con la vida real laboral?, ¿qué consejos, tips y ayuda me pueden dar en base a su experiencia?, ¿cómo se ve el desarrollo y el uso de la IA, así como la utilizamos y aplicamos en este </w:t>
             </w:r>
             <w:r>
               <w:rPr>
@@ -1114,23 +1041,7 @@
                 <w:color w:val="000000"/>
                 <w:sz w:val="24"/>
               </w:rPr>
-              <w:t/>
-            </w:r>
-            <w:r>
-              <w:rPr>
-                <w:rFonts w:ascii="Calibri" w:eastAsia="Calibri" w:hAnsi="Calibri" w:cs="Calibri"/>
-                <w:color w:val="000000"/>
-                <w:sz w:val="24"/>
-              </w:rPr>
-              <w:t/>
-            </w:r>
-            <w:r>
-              <w:rPr>
-                <w:rFonts w:ascii="Calibri" w:eastAsia="Calibri" w:hAnsi="Calibri" w:cs="Calibri"/>
-                <w:color w:val="000000"/>
-                <w:sz w:val="24"/>
-              </w:rPr>
-              <w:t/>
+              <w:t>proyecto?</w:t>
             </w:r>
           </w:p>
           <w:p>
@@ -1363,14 +1274,6 @@
               </w:rPr>
               <w:t>Reinhartd: re-test de TC-063 sin USB y completar las muestras de login y de apertura Webpay que siguen parciales.</w:t>
             </w:r>
-            <w:r>
-              <w:rPr>
-                <w:rFonts w:ascii="Calibri" w:eastAsia="Calibri" w:hAnsi="Calibri" w:cs="Calibri"/>
-                <w:color w:val="000000"/>
-                <w:sz w:val="24"/>
-              </w:rPr>
-              <w:t/>
-            </w:r>
           </w:p>
           <w:p>
             <w:pPr>
@@ -1546,7 +1449,23 @@
                 <w:color w:val="000000"/>
                 <w:sz w:val="24"/>
               </w:rPr>
-              <w:t xml:space="preserve">. </w:t>
+              <w:t>.</w:t>
+            </w:r>
+            <w:r>
+              <w:rPr>
+                <w:rFonts w:ascii="Calibri" w:eastAsia="Calibri" w:hAnsi="Calibri" w:cs="Calibri"/>
+                <w:color w:val="000000"/>
+                <w:sz w:val="24"/>
+              </w:rPr>
+              <w:t xml:space="preserve"> Ya nos conocemos en la forma de trabajar y avanzar, logrando un distribución y sinergia, apoyo constante y recalcando que estamos para ayudarnos mutuamente.</w:t>
+            </w:r>
+            <w:r>
+              <w:rPr>
+                <w:rFonts w:ascii="Calibri" w:eastAsia="Calibri" w:hAnsi="Calibri" w:cs="Calibri"/>
+                <w:color w:val="000000"/>
+                <w:sz w:val="24"/>
+              </w:rPr>
+              <w:t xml:space="preserve"> </w:t>
             </w:r>
           </w:p>
           <w:p>
@@ -1566,7 +1485,23 @@
                 <w:color w:val="000000"/>
                 <w:sz w:val="24"/>
               </w:rPr>
-              <w:t>Lo positivo: las actas S01 y S02 están firmadas por los tres; cada incremento entra por Pull Request; D-PAY 2.0 en producción (Diego) es la línea base y no se trata como abandonada; los bloqueos se informan como bloqueos (TC-064, DTE).</w:t>
+              <w:t>Lo positivo: las actas S01 y S02</w:t>
+            </w:r>
+            <w:r>
+              <w:rPr>
+                <w:rFonts w:ascii="Calibri" w:eastAsia="Calibri" w:hAnsi="Calibri" w:cs="Calibri"/>
+                <w:color w:val="000000"/>
+                <w:sz w:val="24"/>
+              </w:rPr>
+              <w:t xml:space="preserve"> y S03</w:t>
+            </w:r>
+            <w:r>
+              <w:rPr>
+                <w:rFonts w:ascii="Calibri" w:eastAsia="Calibri" w:hAnsi="Calibri" w:cs="Calibri"/>
+                <w:color w:val="000000"/>
+                <w:sz w:val="24"/>
+              </w:rPr>
+              <w:t xml:space="preserve"> están firmadas por los tres; cada incremento entra por Pull Request; D-PAY 2.0 en producción (Diego) es la línea base; los bloqueos se informan como bloqueos (TC-064, DTE).</w:t>
             </w:r>
           </w:p>
           <w:p>
@@ -1587,30 +1522,6 @@
                 <w:sz w:val="24"/>
               </w:rPr>
               <w:t>Lo que podemos mejorar: 06 y 07 ya están en Drive; Pablo y Diego publican, revisan y actualizan en Git (el PR #17 sigue abierto); Trello no está automatizado y hay que mover las tarjetas a mano; la Retro S03 no se ha realizado. El ambiente de trabajo es colaborativo.</w:t>
-            </w:r>
-            <w:r>
-              <w:rPr>
-                <w:rFonts w:ascii="Calibri" w:eastAsia="Calibri" w:hAnsi="Calibri" w:cs="Calibri"/>
-                <w:color w:val="000000"/>
-                <w:sz w:val="24"/>
-              </w:rPr>
-              <w:t/>
-            </w:r>
-            <w:r>
-              <w:rPr>
-                <w:rFonts w:ascii="Calibri" w:eastAsia="Calibri" w:hAnsi="Calibri" w:cs="Calibri"/>
-                <w:color w:val="000000"/>
-                <w:sz w:val="24"/>
-              </w:rPr>
-              <w:t xml:space="preserve"/>
-            </w:r>
-            <w:r>
-              <w:rPr>
-                <w:rFonts w:ascii="Calibri" w:eastAsia="Calibri" w:hAnsi="Calibri" w:cs="Calibri"/>
-                <w:color w:val="000000"/>
-                <w:sz w:val="24"/>
-              </w:rPr>
-              <w:t/>
             </w:r>
           </w:p>
           <w:p>
@@ -8935,12 +8846,6 @@
 </file>
 
 <file path=customXml/item1.xml><?xml version="1.0" encoding="utf-8"?>
-<p:properties xmlns:p="http://schemas.microsoft.com/office/2006/metadata/properties" xmlns:xsi="http://www.w3.org/2001/XMLSchema-instance" xmlns:pc="http://schemas.microsoft.com/office/infopath/2007/PartnerControls">
-  <documentManagement/>
-</p:properties>
-</file>
-
-<file path=customXml/item2.xml><?xml version="1.0" encoding="utf-8"?>
 <ct:contentTypeSchema xmlns:ct="http://schemas.microsoft.com/office/2006/metadata/contentType" xmlns:ma="http://schemas.microsoft.com/office/2006/metadata/properties/metaAttributes" ct:_="" ma:_="" ma:contentTypeName="Documento" ma:contentTypeID="0x010100E96778489EE7714D8BD12CC105EB918B" ma:contentTypeVersion="2" ma:contentTypeDescription="Crear nuevo documento." ma:contentTypeScope="" ma:versionID="416c5c7ae9b5d54d83875cd3c65194e3">
   <xsd:schema xmlns:xsd="http://www.w3.org/2001/XMLSchema" xmlns:xs="http://www.w3.org/2001/XMLSchema" xmlns:p="http://schemas.microsoft.com/office/2006/metadata/properties" xmlns:ns2="126e8a1c-9ea9-435a-ac89-d06c80d62e30" targetNamespace="http://schemas.microsoft.com/office/2006/metadata/properties" ma:root="true" ma:fieldsID="70a237c842677bd850644f8595079f5e" ns2:_="">
     <xsd:import namespace="126e8a1c-9ea9-435a-ac89-d06c80d62e30"/>
@@ -9072,11 +8977,13 @@
 </ct:contentTypeSchema>
 </file>
 
-<file path=customXml/item3.xml><?xml version="1.0" encoding="utf-8"?>
-<b:Sources xmlns:b="http://schemas.openxmlformats.org/officeDocument/2006/bibliography" xmlns="http://schemas.openxmlformats.org/officeDocument/2006/bibliography" SelectedStyle="\APASixthEditionOfficeOnline.xsl" StyleName="APA" Version="6"/>
+<file path=customXml/item2.xml><?xml version="1.0" encoding="utf-8"?>
+<p:properties xmlns:p="http://schemas.microsoft.com/office/2006/metadata/properties" xmlns:xsi="http://www.w3.org/2001/XMLSchema-instance" xmlns:pc="http://schemas.microsoft.com/office/infopath/2007/PartnerControls">
+  <documentManagement/>
+</p:properties>
 </file>
 
-<file path=customXml/item4.xml><?xml version="1.0" encoding="utf-8"?>
+<file path=customXml/item3.xml><?xml version="1.0" encoding="utf-8"?>
 <?mso-contentType ?>
 <FormTemplates xmlns="http://schemas.microsoft.com/sharepoint/v3/contenttype/forms">
   <Display>DocumentLibraryForm</Display>
@@ -9085,16 +8992,11 @@
 </FormTemplates>
 </file>
 
-<file path=customXml/itemProps1.xml><?xml version="1.0" encoding="utf-8"?>
-<ds:datastoreItem xmlns:ds="http://schemas.openxmlformats.org/officeDocument/2006/customXml" ds:itemID="{5F1783E3-BA1C-4CA3-8E32-C9B378BBED03}">
-  <ds:schemaRefs>
-    <ds:schemaRef ds:uri="http://schemas.microsoft.com/office/2006/metadata/properties"/>
-    <ds:schemaRef ds:uri="http://schemas.microsoft.com/office/infopath/2007/PartnerControls"/>
-  </ds:schemaRefs>
-</ds:datastoreItem>
+<file path=customXml/item4.xml><?xml version="1.0" encoding="utf-8"?>
+<b:Sources xmlns:b="http://schemas.openxmlformats.org/officeDocument/2006/bibliography" xmlns="http://schemas.openxmlformats.org/officeDocument/2006/bibliography" SelectedStyle="\APASixthEditionOfficeOnline.xsl" StyleName="APA" Version="6"/>
 </file>
 
-<file path=customXml/itemProps2.xml><?xml version="1.0" encoding="utf-8"?>
+<file path=customXml/itemProps1.xml><?xml version="1.0" encoding="utf-8"?>
 <ds:datastoreItem xmlns:ds="http://schemas.openxmlformats.org/officeDocument/2006/customXml" ds:itemID="{DF0582E6-0C2C-40A6-8E3D-E410E41021C1}">
   <ds:schemaRefs>
     <ds:schemaRef ds:uri="http://schemas.microsoft.com/office/2006/metadata/contentType"/>
@@ -9112,18 +9014,27 @@
 </ds:datastoreItem>
 </file>
 
+<file path=customXml/itemProps2.xml><?xml version="1.0" encoding="utf-8"?>
+<ds:datastoreItem xmlns:ds="http://schemas.openxmlformats.org/officeDocument/2006/customXml" ds:itemID="{5F1783E3-BA1C-4CA3-8E32-C9B378BBED03}">
+  <ds:schemaRefs>
+    <ds:schemaRef ds:uri="http://schemas.microsoft.com/office/2006/metadata/properties"/>
+    <ds:schemaRef ds:uri="http://schemas.microsoft.com/office/infopath/2007/PartnerControls"/>
+  </ds:schemaRefs>
+</ds:datastoreItem>
+</file>
+
 <file path=customXml/itemProps3.xml><?xml version="1.0" encoding="utf-8"?>
+<ds:datastoreItem xmlns:ds="http://schemas.openxmlformats.org/officeDocument/2006/customXml" ds:itemID="{DABAA964-10BA-4DBC-ABF2-CDEAC0FAF7AA}">
+  <ds:schemaRefs>
+    <ds:schemaRef ds:uri="http://schemas.microsoft.com/sharepoint/v3/contenttype/forms"/>
+  </ds:schemaRefs>
+</ds:datastoreItem>
+</file>
+
+<file path=customXml/itemProps4.xml><?xml version="1.0" encoding="utf-8"?>
 <ds:datastoreItem xmlns:ds="http://schemas.openxmlformats.org/officeDocument/2006/customXml" ds:itemID="{FBD61725-A60E-40F3-AB5D-0E7F797DD77D}">
   <ds:schemaRefs>
     <ds:schemaRef ds:uri="http://schemas.openxmlformats.org/officeDocument/2006/bibliography"/>
   </ds:schemaRefs>
 </ds:datastoreItem>
-</file>
-
-<file path=customXml/itemProps4.xml><?xml version="1.0" encoding="utf-8"?>
-<ds:datastoreItem xmlns:ds="http://schemas.openxmlformats.org/officeDocument/2006/customXml" ds:itemID="{DABAA964-10BA-4DBC-ABF2-CDEAC0FAF7AA}">
-  <ds:schemaRefs>
-    <ds:schemaRef ds:uri="http://schemas.microsoft.com/sharepoint/v3/contenttype/forms"/>
-  </ds:schemaRefs>
-</ds:datastoreItem>
 </file>
--- a/fase2/Evidencias Individuales/MUNZENMAYER_REINHARTD_2.1_APT122_DiarioReflexionFase2.docx
+++ b/fase2/Evidencias Individuales/MUNZENMAYER_REINHARTD_2.1_APT122_DiarioReflexionFase2.docx
@@ -336,39 +336,7 @@
                 <w:color w:val="000000"/>
                 <w:sz w:val="24"/>
               </w:rPr>
-              <w:t xml:space="preserve">Parcialmente: no se cumplieron todas las actividades en las fechas de la carta Gantt v2.0.</w:t>
-            </w:r>
-            <w:r>
-              <w:rPr>
-                <w:rFonts w:ascii="Calibri" w:eastAsia="Calibri" w:hAnsi="Calibri" w:cs="Calibri"/>
-                <w:color w:val="000000"/>
-                <w:sz w:val="24"/>
-              </w:rPr>
-              <w:t xml:space="preserve"/>
-            </w:r>
-            <w:r>
-              <w:rPr>
-                <w:rFonts w:ascii="Calibri" w:eastAsia="Calibri" w:hAnsi="Calibri" w:cs="Calibri"/>
-                <w:color w:val="000000"/>
-                <w:sz w:val="24"/>
-              </w:rPr>
-              <w:t/>
-            </w:r>
-            <w:r>
-              <w:rPr>
-                <w:rFonts w:ascii="Calibri" w:eastAsia="Calibri" w:hAnsi="Calibri" w:cs="Calibri"/>
-                <w:color w:val="000000"/>
-                <w:sz w:val="24"/>
-              </w:rPr>
-              <w:t xml:space="preserve"/>
-            </w:r>
-            <w:r>
-              <w:rPr>
-                <w:rFonts w:ascii="Calibri" w:eastAsia="Calibri" w:hAnsi="Calibri" w:cs="Calibri"/>
-                <w:color w:val="000000"/>
-                <w:sz w:val="24"/>
-              </w:rPr>
-              <w:t/>
+              <w:t>Parcialmente: no se cumplieron todas las actividades en las fechas de la carta Gantt v2.0.</w:t>
             </w:r>
           </w:p>
           <w:p>
@@ -423,7 +391,7 @@
                 <w:color w:val="000000"/>
                 <w:sz w:val="24"/>
               </w:rPr>
-              <w:t>El POS heredado ya permitía vender y cobrar en efectivo; sin la factory no había Webpay en un celular genérico. Quedaron evidenciados el pago aprobado, el rechazado y la cancelación (03/10 y 04/10) y la venta en efectivo con historial local (27/09). La emisión de DTE, prevista en el Sprint 2, pasó al Sprint 3 y sigue abierta. El Sprint 3 (06/10</w:t>
+              <w:t>El POS heredado ya permitía vender y cobrar en efectivo; sin la factory no había Webpay en un celular genérico. Quedaron evidenciados el pago aprobado, el rechazado y la cancelación (03/10 y 04/10) y la venta en efectivo con historial local (27/09). La emisión de DTE, prevista en el Sprint 2, pasó al Sprint 3. El Sprint 3 (06/10</w:t>
             </w:r>
             <w:r>
               <w:rPr>
@@ -479,28 +447,24 @@
                 <w:color w:val="000000"/>
                 <w:sz w:val="24"/>
               </w:rPr>
-              <w:t>Dificultaron el plan el celular genérico sin TUU, el proxy que no responde en 127.0.0.1 sin cable USB (DEF-NET), la red móvil que no enruta la red local, la deriva del timeout del checkout (cerrada; oficial 300 s), la falta de un terminal Kozen en el equipo (TC-064 a cargo de Diego) y un mismo ID de caso usado para tres escenarios, corregido el 11/10.</w:t>
-            </w:r>
-            <w:r>
-              <w:rPr>
-                <w:rFonts w:ascii="Calibri" w:eastAsia="Calibri" w:hAnsi="Calibri" w:cs="Calibri"/>
-                <w:color w:val="000000"/>
-                <w:sz w:val="24"/>
-              </w:rPr>
-              <w:t xml:space="preserve"/>
-            </w:r>
-            <w:r>
-              <w:rPr>
-                <w:rFonts w:ascii="Calibri" w:eastAsia="Calibri" w:hAnsi="Calibri" w:cs="Calibri"/>
-                <w:color w:val="000000"/>
-                <w:sz w:val="24"/>
-              </w:rPr>
-              <w:t/>
+              <w:t>Dificultaron el plan el celular genérico sin TUU, el proxy que no responde en 127.0.0.1 sin cable USB (DEF-NET), la red móvil que no enruta la red local, y un mismo ID de caso usado para tres escenarios, corregido el 11/10.</w:t>
             </w:r>
           </w:p>
         </w:tc>
       </w:tr>
     </w:tbl>
+    <w:p>
+      <w:pPr>
+        <w:spacing w:after="0" w:line="360" w:lineRule="auto"/>
+        <w:jc w:val="both"/>
+        <w:rPr>
+          <w:color w:val="595959" w:themeColor="text1" w:themeTint="A6"/>
+          <w:sz w:val="24"/>
+          <w:szCs w:val="24"/>
+          <w:lang w:eastAsia="ja-JP"/>
+        </w:rPr>
+      </w:pPr>
+    </w:p>
     <w:p>
       <w:pPr>
         <w:spacing w:after="0" w:line="360" w:lineRule="auto"/>
@@ -632,7 +596,31 @@
                 <w:color w:val="000000"/>
                 <w:sz w:val="24"/>
               </w:rPr>
-              <w:t>Cada dificultad quedó con un ajuste concreto y un responsable, sin adelantar resultados que aún no existen.</w:t>
+              <w:t xml:space="preserve">Cada </w:t>
+            </w:r>
+            <w:r>
+              <w:rPr>
+                <w:rFonts w:ascii="Calibri" w:eastAsia="Calibri" w:hAnsi="Calibri" w:cs="Calibri"/>
+                <w:color w:val="000000"/>
+                <w:sz w:val="24"/>
+              </w:rPr>
+              <w:t>contratiempo</w:t>
+            </w:r>
+            <w:r>
+              <w:rPr>
+                <w:rFonts w:ascii="Calibri" w:eastAsia="Calibri" w:hAnsi="Calibri" w:cs="Calibri"/>
+                <w:color w:val="000000"/>
+                <w:sz w:val="24"/>
+              </w:rPr>
+              <w:t xml:space="preserve"> quedó con un ajuste concreto y un responsable</w:t>
+            </w:r>
+            <w:r>
+              <w:rPr>
+                <w:rFonts w:ascii="Calibri" w:eastAsia="Calibri" w:hAnsi="Calibri" w:cs="Calibri"/>
+                <w:color w:val="000000"/>
+                <w:sz w:val="24"/>
+              </w:rPr>
+              <w:t>.</w:t>
             </w:r>
           </w:p>
           <w:p>
@@ -652,7 +640,7 @@
                 <w:color w:val="000000"/>
                 <w:sz w:val="24"/>
               </w:rPr>
-              <w:t>El celular genérico no es un terminal Kozen: se usa el perfil GENERIC_MOBILE y Webpay, en vez de forzar TUU. La regresión del cobro TUU se cubre con 17 pruebas unitarias en verde; TC-064 sigue bloqueado, en espera de ejecución por Diego Madrid (TUU/Kozen en producción).</w:t>
+              <w:t>El celular genérico no es un terminal Kozen: se usa el perfil GENERIC_MOBILE y Webpay, en vez de forzar TUU. La regresión del cobro TUU se cubre con 17 pruebas unitarias en verde; TC-064 / TC-RG-01 quedó Parcial el 13/10/2026 (Diego Madrid, Kozen P8 Neo).</w:t>
             </w:r>
           </w:p>
           <w:p>
@@ -672,23 +660,7 @@
                 <w:color w:val="000000"/>
                 <w:sz w:val="24"/>
               </w:rPr>
-              <w:t>El proxy apagado o en 127.0.0.1 sin USB (DEF-NET) se documentó; se usa la IP de la red local, NetInfo y un timeout de fetch de 8 s. El re-test del error de conexión (TC-063) sin cable USB es mi compromiso en el Sprint 3. Si el cliente está en red móvil, hace falta un túnel HTTPS o un hotspot; esa decisión queda con Diego Madrid y Pablo Gutiérrez.</w:t>
-            </w:r>
-            <w:r>
-              <w:rPr>
-                <w:rFonts w:ascii="Calibri" w:eastAsia="Calibri" w:hAnsi="Calibri" w:cs="Calibri"/>
-                <w:color w:val="000000"/>
-                <w:sz w:val="24"/>
-              </w:rPr>
-              <w:t xml:space="preserve"/>
-            </w:r>
-            <w:r>
-              <w:rPr>
-                <w:rFonts w:ascii="Calibri" w:eastAsia="Calibri" w:hAnsi="Calibri" w:cs="Calibri"/>
-                <w:color w:val="000000"/>
-                <w:sz w:val="24"/>
-              </w:rPr>
-              <w:t/>
+              <w:t>El proxy apagado o en 127.0.0.1 sin USB (DEF-NET) se documentó; se usa la IP de la red local, NetInfo y un timeout de fetch de 8 s. El re-test del error de conexión (TC-063) sin cable USB es mi compromiso en el Sprint 3. Si el cliente está en red móvil, hace falta un túnel HTTPS o un hotspot.</w:t>
             </w:r>
           </w:p>
           <w:p>
@@ -708,15 +680,7 @@
                 <w:color w:val="000000"/>
                 <w:sz w:val="24"/>
               </w:rPr>
-              <w:t>El timeout oficial del checkout es 300 s. La emisión de DTE se movió al Sprint 3 y no se declara cerrada. Los IDs de evidencia se renombraron el 11/10. 06 y 07 ya están en Drive. Pablo Gutiérrez y Diego Madrid publican, revisan y actualizan en Git (PR #17).</w:t>
-            </w:r>
-            <w:r>
-              <w:rPr>
-                <w:rFonts w:ascii="Calibri" w:eastAsia="Calibri" w:hAnsi="Calibri" w:cs="Calibri"/>
-                <w:color w:val="000000"/>
-                <w:sz w:val="24"/>
-              </w:rPr>
-              <w:t/>
+              <w:t xml:space="preserve">El timeout oficial del checkout es 300 s. La emisión de DTE se movió al Sprint 3 y no se declara cerrada. </w:t>
             </w:r>
           </w:p>
         </w:tc>
@@ -848,43 +812,18 @@
               <w:spacing w:after="160" w:line="276" w:lineRule="auto"/>
               <w:jc w:val="both"/>
               <w:rPr>
-                <w:rFonts w:ascii="Calibri" w:hAnsi="Calibri"/>
-                <w:b/>
-                <w:bCs/>
-                <w:color w:val="1F4E79" w:themeColor="accent1" w:themeShade="80"/>
-              </w:rPr>
-            </w:pPr>
-            <w:r>
-              <w:rPr>
                 <w:rFonts w:ascii="Calibri" w:eastAsia="Calibri" w:hAnsi="Calibri" w:cs="Calibri"/>
                 <w:color w:val="000000"/>
                 <w:sz w:val="24"/>
               </w:rPr>
-              <w:t>T</w:t>
-            </w:r>
+            </w:pPr>
             <w:r>
               <w:rPr>
                 <w:rFonts w:ascii="Calibri" w:eastAsia="Calibri" w:hAnsi="Calibri" w:cs="Calibri"/>
                 <w:color w:val="000000"/>
                 <w:sz w:val="24"/>
               </w:rPr>
-              <w:t xml:space="preserve">rabajo como logrado, no como cerrado. </w:t>
-            </w:r>
-            <w:r>
-              <w:rPr>
-                <w:rFonts w:ascii="Calibri" w:eastAsia="Calibri" w:hAnsi="Calibri" w:cs="Calibri"/>
-                <w:color w:val="000000"/>
-                <w:sz w:val="24"/>
-              </w:rPr>
-              <w:t>Como</w:t>
-            </w:r>
-            <w:r>
-              <w:rPr>
-                <w:rFonts w:ascii="Calibri" w:eastAsia="Calibri" w:hAnsi="Calibri" w:cs="Calibri"/>
-                <w:color w:val="000000"/>
-                <w:sz w:val="24"/>
-              </w:rPr>
-              <w:t xml:space="preserve"> QA y responsable de HU-06, de 06 Evidencia de Retrospectiva y de 07 Plan de Pruebas.</w:t>
+              <w:t>Un trabajo nuevo, si bien visto en ramos como Calidad de Software ( y del cual nos basamos en forma de trabajar y plantillas de Excel), es interesante, en algunos puntos odioso y complicado, que requieren de documentación y acciones constantes y mucha imaginación. Se convirtió en un reto que me es grato de afrontar dentro de todo.</w:t>
             </w:r>
           </w:p>
           <w:p>
@@ -904,7 +843,7 @@
                 <w:color w:val="000000"/>
                 <w:sz w:val="24"/>
               </w:rPr>
-              <w:t>Destaco el Plan de Pruebas v1.2 según ISO/IEC/IEEE 29119-3, el catálogo de 19 casos con estados (15 OK, 2 parciales, 1 NOK, 1 bloqueado), las actas S01 y S02 firmadas por los tres el 04/10, el catálogo RNF v1.0.1 (32 RNF; 16 de 22 Must en OK) y las sesiones en el Celular Android entre el 19/09 y el 04/10 (aprobado, rechazado, cancelación, efectivo).</w:t>
+              <w:t>Destaco el Plan de Pruebas v1.2 según ISO/IEC/IEEE 29119-3, el catálogo de 19 casos con estados (15 OK, 2 parciales (MTC-12, MTC-13), 1 NOK, 0 bloqueados), las actas S01 y S02 firmadas por los tres el 04/10, el catálogo RNF v1.0.2 (32 RNF; 16 de 22 Must en OK) y las sesiones en el Celular Android entre el 19/09 y el 04/10 (aprobado, rechazado, cancelación, efectivo).</w:t>
             </w:r>
           </w:p>
           <w:p>
@@ -953,6 +892,10 @@
         </w:rPr>
       </w:pPr>
     </w:p>
+    <w:p/>
+    <w:p/>
+    <w:p/>
+    <w:p/>
     <w:p/>
     <w:p/>
     <w:p/>
@@ -1053,22 +996,6 @@
               </w:rPr>
               <w:t xml:space="preserve">Inquietudes en el procedimiento. El proyecto puede cobrar con Webpay en un celular genérico, pero no es aún un POS completo: faltan DTE con folio SII, el re-test de conexión y la regresión manual TUU/Kozen. </w:t>
             </w:r>
-            <w:r>
-              <w:rPr>
-                <w:rFonts w:ascii="Calibri" w:eastAsia="Calibri" w:hAnsi="Calibri" w:cs="Calibri"/>
-                <w:color w:val="000000"/>
-                <w:sz w:val="24"/>
-              </w:rPr>
-              <w:t/>
-            </w:r>
-            <w:r>
-              <w:rPr>
-                <w:rFonts w:ascii="Calibri" w:eastAsia="Calibri" w:hAnsi="Calibri" w:cs="Calibri"/>
-                <w:color w:val="000000"/>
-                <w:sz w:val="24"/>
-              </w:rPr>
-              <w:t xml:space="preserve"/>
-            </w:r>
           </w:p>
           <w:p>
             <w:pPr>
@@ -1106,7 +1033,7 @@
                 <w:color w:val="000000"/>
                 <w:sz w:val="24"/>
               </w:rPr>
-              <w:t>¿Cómo fue el trabajo que realizamos en conjunto, la experiencia y cooperación, y si logramos alguna sinergia?, para ustedes que ya están inmersos en el área de desarrollo, ¿qué tan cercano fue esta experiencia con la vida real laboral?, ¿qué consejos, tips y ayuda me pueden dar en base a su experiencia?, ¿cómo se ve el desarrollo y el uso de la IA, así como la utilizamos y aplicamos en este proyecto?.</w:t>
+              <w:t xml:space="preserve">¿Cómo fue el trabajo que realizamos en conjunto, la experiencia y cooperación, y si logramos alguna sinergia?, para ustedes que ya están inmersos en el área de desarrollo, ¿qué tan cercano fue esta experiencia con la vida real laboral?, ¿qué consejos, tips y ayuda me pueden dar en base a su experiencia?, ¿cómo se ve el desarrollo y el uso de la IA, así como la utilizamos y aplicamos en este </w:t>
             </w:r>
             <w:r>
               <w:rPr>
@@ -1114,23 +1041,7 @@
                 <w:color w:val="000000"/>
                 <w:sz w:val="24"/>
               </w:rPr>
-              <w:t/>
-            </w:r>
-            <w:r>
-              <w:rPr>
-                <w:rFonts w:ascii="Calibri" w:eastAsia="Calibri" w:hAnsi="Calibri" w:cs="Calibri"/>
-                <w:color w:val="000000"/>
-                <w:sz w:val="24"/>
-              </w:rPr>
-              <w:t/>
-            </w:r>
-            <w:r>
-              <w:rPr>
-                <w:rFonts w:ascii="Calibri" w:eastAsia="Calibri" w:hAnsi="Calibri" w:cs="Calibri"/>
-                <w:color w:val="000000"/>
-                <w:sz w:val="24"/>
-              </w:rPr>
-              <w:t/>
+              <w:t>proyecto?</w:t>
             </w:r>
           </w:p>
           <w:p>
@@ -1363,14 +1274,6 @@
               </w:rPr>
               <w:t>Reinhartd: re-test de TC-063 sin USB y completar las muestras de login y de apertura Webpay que siguen parciales.</w:t>
             </w:r>
-            <w:r>
-              <w:rPr>
-                <w:rFonts w:ascii="Calibri" w:eastAsia="Calibri" w:hAnsi="Calibri" w:cs="Calibri"/>
-                <w:color w:val="000000"/>
-                <w:sz w:val="24"/>
-              </w:rPr>
-              <w:t/>
-            </w:r>
           </w:p>
           <w:p>
             <w:pPr>
@@ -1546,7 +1449,23 @@
                 <w:color w:val="000000"/>
                 <w:sz w:val="24"/>
               </w:rPr>
-              <w:t xml:space="preserve">. </w:t>
+              <w:t>.</w:t>
+            </w:r>
+            <w:r>
+              <w:rPr>
+                <w:rFonts w:ascii="Calibri" w:eastAsia="Calibri" w:hAnsi="Calibri" w:cs="Calibri"/>
+                <w:color w:val="000000"/>
+                <w:sz w:val="24"/>
+              </w:rPr>
+              <w:t xml:space="preserve"> Ya nos conocemos en la forma de trabajar y avanzar, logrando un distribución y sinergia, apoyo constante y recalcando que estamos para ayudarnos mutuamente.</w:t>
+            </w:r>
+            <w:r>
+              <w:rPr>
+                <w:rFonts w:ascii="Calibri" w:eastAsia="Calibri" w:hAnsi="Calibri" w:cs="Calibri"/>
+                <w:color w:val="000000"/>
+                <w:sz w:val="24"/>
+              </w:rPr>
+              <w:t xml:space="preserve"> </w:t>
             </w:r>
           </w:p>
           <w:p>
@@ -1566,7 +1485,23 @@
                 <w:color w:val="000000"/>
                 <w:sz w:val="24"/>
               </w:rPr>
-              <w:t>Lo positivo: las actas S01 y S02 están firmadas por los tres; cada incremento entra por Pull Request; D-PAY 2.0 en producción (Diego) es la línea base y no se trata como abandonada; los bloqueos se informan como bloqueos (TC-064, DTE).</w:t>
+              <w:t>Lo positivo: las actas S01 y S02</w:t>
+            </w:r>
+            <w:r>
+              <w:rPr>
+                <w:rFonts w:ascii="Calibri" w:eastAsia="Calibri" w:hAnsi="Calibri" w:cs="Calibri"/>
+                <w:color w:val="000000"/>
+                <w:sz w:val="24"/>
+              </w:rPr>
+              <w:t xml:space="preserve"> y S03</w:t>
+            </w:r>
+            <w:r>
+              <w:rPr>
+                <w:rFonts w:ascii="Calibri" w:eastAsia="Calibri" w:hAnsi="Calibri" w:cs="Calibri"/>
+                <w:color w:val="000000"/>
+                <w:sz w:val="24"/>
+              </w:rPr>
+              <w:t xml:space="preserve"> están firmadas por los tres; cada incremento entra por Pull Request; D-PAY 2.0 en producción (Diego) es la línea base; los bloqueos se informan como bloqueos (TC-064, DTE).</w:t>
             </w:r>
           </w:p>
           <w:p>
@@ -1587,30 +1522,6 @@
                 <w:sz w:val="24"/>
               </w:rPr>
               <w:t>Lo que podemos mejorar: 06 y 07 ya están en Drive; Pablo y Diego publican, revisan y actualizan en Git (el PR #17 sigue abierto); Trello no está automatizado y hay que mover las tarjetas a mano; la Retro S03 no se ha realizado. El ambiente de trabajo es colaborativo.</w:t>
-            </w:r>
-            <w:r>
-              <w:rPr>
-                <w:rFonts w:ascii="Calibri" w:eastAsia="Calibri" w:hAnsi="Calibri" w:cs="Calibri"/>
-                <w:color w:val="000000"/>
-                <w:sz w:val="24"/>
-              </w:rPr>
-              <w:t/>
-            </w:r>
-            <w:r>
-              <w:rPr>
-                <w:rFonts w:ascii="Calibri" w:eastAsia="Calibri" w:hAnsi="Calibri" w:cs="Calibri"/>
-                <w:color w:val="000000"/>
-                <w:sz w:val="24"/>
-              </w:rPr>
-              <w:t xml:space="preserve"/>
-            </w:r>
-            <w:r>
-              <w:rPr>
-                <w:rFonts w:ascii="Calibri" w:eastAsia="Calibri" w:hAnsi="Calibri" w:cs="Calibri"/>
-                <w:color w:val="000000"/>
-                <w:sz w:val="24"/>
-              </w:rPr>
-              <w:t/>
             </w:r>
           </w:p>
           <w:p>
@@ -8935,12 +8846,6 @@
 </file>
 
 <file path=customXml/item1.xml><?xml version="1.0" encoding="utf-8"?>
-<p:properties xmlns:p="http://schemas.microsoft.com/office/2006/metadata/properties" xmlns:xsi="http://www.w3.org/2001/XMLSchema-instance" xmlns:pc="http://schemas.microsoft.com/office/infopath/2007/PartnerControls">
-  <documentManagement/>
-</p:properties>
-</file>
-
-<file path=customXml/item2.xml><?xml version="1.0" encoding="utf-8"?>
 <ct:contentTypeSchema xmlns:ct="http://schemas.microsoft.com/office/2006/metadata/contentType" xmlns:ma="http://schemas.microsoft.com/office/2006/metadata/properties/metaAttributes" ct:_="" ma:_="" ma:contentTypeName="Documento" ma:contentTypeID="0x010100E96778489EE7714D8BD12CC105EB918B" ma:contentTypeVersion="2" ma:contentTypeDescription="Crear nuevo documento." ma:contentTypeScope="" ma:versionID="416c5c7ae9b5d54d83875cd3c65194e3">
   <xsd:schema xmlns:xsd="http://www.w3.org/2001/XMLSchema" xmlns:xs="http://www.w3.org/2001/XMLSchema" xmlns:p="http://schemas.microsoft.com/office/2006/metadata/properties" xmlns:ns2="126e8a1c-9ea9-435a-ac89-d06c80d62e30" targetNamespace="http://schemas.microsoft.com/office/2006/metadata/properties" ma:root="true" ma:fieldsID="70a237c842677bd850644f8595079f5e" ns2:_="">
     <xsd:import namespace="126e8a1c-9ea9-435a-ac89-d06c80d62e30"/>
@@ -9072,11 +8977,13 @@
 </ct:contentTypeSchema>
 </file>
 
-<file path=customXml/item3.xml><?xml version="1.0" encoding="utf-8"?>
-<b:Sources xmlns:b="http://schemas.openxmlformats.org/officeDocument/2006/bibliography" xmlns="http://schemas.openxmlformats.org/officeDocument/2006/bibliography" SelectedStyle="\APASixthEditionOfficeOnline.xsl" StyleName="APA" Version="6"/>
+<file path=customXml/item2.xml><?xml version="1.0" encoding="utf-8"?>
+<p:properties xmlns:p="http://schemas.microsoft.com/office/2006/metadata/properties" xmlns:xsi="http://www.w3.org/2001/XMLSchema-instance" xmlns:pc="http://schemas.microsoft.com/office/infopath/2007/PartnerControls">
+  <documentManagement/>
+</p:properties>
 </file>
 
-<file path=customXml/item4.xml><?xml version="1.0" encoding="utf-8"?>
+<file path=customXml/item3.xml><?xml version="1.0" encoding="utf-8"?>
 <?mso-contentType ?>
 <FormTemplates xmlns="http://schemas.microsoft.com/sharepoint/v3/contenttype/forms">
   <Display>DocumentLibraryForm</Display>
@@ -9085,16 +8992,11 @@
 </FormTemplates>
 </file>
 
-<file path=customXml/itemProps1.xml><?xml version="1.0" encoding="utf-8"?>
-<ds:datastoreItem xmlns:ds="http://schemas.openxmlformats.org/officeDocument/2006/customXml" ds:itemID="{5F1783E3-BA1C-4CA3-8E32-C9B378BBED03}">
-  <ds:schemaRefs>
-    <ds:schemaRef ds:uri="http://schemas.microsoft.com/office/2006/metadata/properties"/>
-    <ds:schemaRef ds:uri="http://schemas.microsoft.com/office/infopath/2007/PartnerControls"/>
-  </ds:schemaRefs>
-</ds:datastoreItem>
+<file path=customXml/item4.xml><?xml version="1.0" encoding="utf-8"?>
+<b:Sources xmlns:b="http://schemas.openxmlformats.org/officeDocument/2006/bibliography" xmlns="http://schemas.openxmlformats.org/officeDocument/2006/bibliography" SelectedStyle="\APASixthEditionOfficeOnline.xsl" StyleName="APA" Version="6"/>
 </file>
 
-<file path=customXml/itemProps2.xml><?xml version="1.0" encoding="utf-8"?>
+<file path=customXml/itemProps1.xml><?xml version="1.0" encoding="utf-8"?>
 <ds:datastoreItem xmlns:ds="http://schemas.openxmlformats.org/officeDocument/2006/customXml" ds:itemID="{DF0582E6-0C2C-40A6-8E3D-E410E41021C1}">
   <ds:schemaRefs>
     <ds:schemaRef ds:uri="http://schemas.microsoft.com/office/2006/metadata/contentType"/>
@@ -9112,18 +9014,27 @@
 </ds:datastoreItem>
 </file>
 
+<file path=customXml/itemProps2.xml><?xml version="1.0" encoding="utf-8"?>
+<ds:datastoreItem xmlns:ds="http://schemas.openxmlformats.org/officeDocument/2006/customXml" ds:itemID="{5F1783E3-BA1C-4CA3-8E32-C9B378BBED03}">
+  <ds:schemaRefs>
+    <ds:schemaRef ds:uri="http://schemas.microsoft.com/office/2006/metadata/properties"/>
+    <ds:schemaRef ds:uri="http://schemas.microsoft.com/office/infopath/2007/PartnerControls"/>
+  </ds:schemaRefs>
+</ds:datastoreItem>
+</file>
+
 <file path=customXml/itemProps3.xml><?xml version="1.0" encoding="utf-8"?>
+<ds:datastoreItem xmlns:ds="http://schemas.openxmlformats.org/officeDocument/2006/customXml" ds:itemID="{DABAA964-10BA-4DBC-ABF2-CDEAC0FAF7AA}">
+  <ds:schemaRefs>
+    <ds:schemaRef ds:uri="http://schemas.microsoft.com/sharepoint/v3/contenttype/forms"/>
+  </ds:schemaRefs>
+</ds:datastoreItem>
+</file>
+
+<file path=customXml/itemProps4.xml><?xml version="1.0" encoding="utf-8"?>
 <ds:datastoreItem xmlns:ds="http://schemas.openxmlformats.org/officeDocument/2006/customXml" ds:itemID="{FBD61725-A60E-40F3-AB5D-0E7F797DD77D}">
   <ds:schemaRefs>
     <ds:schemaRef ds:uri="http://schemas.openxmlformats.org/officeDocument/2006/bibliography"/>
   </ds:schemaRefs>
 </ds:datastoreItem>
-</file>
-
-<file path=customXml/itemProps4.xml><?xml version="1.0" encoding="utf-8"?>
-<ds:datastoreItem xmlns:ds="http://schemas.openxmlformats.org/officeDocument/2006/customXml" ds:itemID="{DABAA964-10BA-4DBC-ABF2-CDEAC0FAF7AA}">
-  <ds:schemaRefs>
-    <ds:schemaRef ds:uri="http://schemas.microsoft.com/sharepoint/v3/contenttype/forms"/>
-  </ds:schemaRefs>
-</ds:datastoreItem>
 </file>